--- a/Рецензия (2).docx
+++ b/Рецензия (2).docx
@@ -422,33 +422,7 @@
         </w:rPr>
       </w:pPr>
       <w:r>
-        <w:rPr>
-          <w:bCs/>
-          <w:sz w:val="26"/>
-          <w:szCs w:val="26"/>
-        </w:rPr>
-        <w:t>Наименование</w:t>
-      </w:r>
-      <w:r>
-        <w:rPr>
-          <w:sz w:val="26"/>
-          <w:szCs w:val="26"/>
-        </w:rPr>
-        <w:t xml:space="preserve"> темы «</w:t>
-      </w:r>
-      <w:r>
-        <w:rPr>
-          <w:sz w:val="26"/>
-          <w:szCs w:val="26"/>
-        </w:rPr>
-        <w:t>Разработка сервиса ETL для миграции данных между БД</w:t>
-      </w:r>
-      <w:r>
-        <w:rPr>
-          <w:sz w:val="26"/>
-          <w:szCs w:val="26"/>
-        </w:rPr>
-        <w:t>»</w:t>
+        <w:t>Наименование темы «Сервис сравнения цен товаров с парсингом магазинов (Scrapy + Django + Celery)»</w:t>
       </w:r>
     </w:p>
     <w:p>
@@ -1134,184 +1108,7 @@
         </w:rPr>
       </w:pPr>
       <w:r>
-        <w:rPr>
-          <w:sz w:val="28"/>
-          <w:szCs w:val="28"/>
-        </w:rPr>
-        <w:t>В рамках выполнения курсово</w:t>
-      </w:r>
-      <w:r>
-        <w:rPr>
-          <w:sz w:val="28"/>
-          <w:szCs w:val="28"/>
-        </w:rPr>
-        <w:t>й</w:t>
-      </w:r>
-      <w:r>
-        <w:rPr>
-          <w:sz w:val="28"/>
-          <w:szCs w:val="28"/>
-        </w:rPr>
-        <w:t xml:space="preserve"> </w:t>
-      </w:r>
-      <w:r>
-        <w:rPr>
-          <w:sz w:val="28"/>
-          <w:szCs w:val="28"/>
-        </w:rPr>
-        <w:t>работы</w:t>
-      </w:r>
-      <w:r>
-        <w:rPr>
-          <w:sz w:val="28"/>
-          <w:szCs w:val="28"/>
-        </w:rPr>
-        <w:t xml:space="preserve"> был </w:t>
-      </w:r>
-      <w:r>
-        <w:rPr>
-          <w:sz w:val="28"/>
-          <w:szCs w:val="28"/>
-        </w:rPr>
-        <w:t xml:space="preserve">спроектирован и разработан сервис </w:t>
-      </w:r>
-      <w:r>
-        <w:rPr>
-          <w:sz w:val="28"/>
-          <w:szCs w:val="28"/>
-          <w:lang w:val="en-US"/>
-        </w:rPr>
-        <w:t>ETL</w:t>
-      </w:r>
-      <w:r>
-        <w:rPr>
-          <w:sz w:val="28"/>
-          <w:szCs w:val="28"/>
-        </w:rPr>
-        <w:t xml:space="preserve"> для миграции данных между БД, включающий в себя клиентскую часть, то есть сайт и программную, которая взаимодействует с внутренней памятью браузера. Реализация сервиса выполнена </w:t>
-      </w:r>
-      <w:r>
-        <w:rPr>
-          <w:sz w:val="28"/>
-          <w:szCs w:val="28"/>
-        </w:rPr>
-        <w:t xml:space="preserve">с использованием </w:t>
-      </w:r>
-      <w:r>
-        <w:rPr>
-          <w:sz w:val="28"/>
-          <w:szCs w:val="28"/>
-          <w:lang w:val="en-US"/>
-        </w:rPr>
-        <w:t>html</w:t>
-      </w:r>
-      <w:r>
-        <w:rPr>
-          <w:sz w:val="28"/>
-          <w:szCs w:val="28"/>
-        </w:rPr>
-        <w:t xml:space="preserve">, </w:t>
-      </w:r>
-      <w:proofErr w:type="spellStart"/>
-      <w:r>
-        <w:rPr>
-          <w:sz w:val="28"/>
-          <w:szCs w:val="28"/>
-          <w:lang w:val="en-US"/>
-        </w:rPr>
-        <w:t>css</w:t>
-      </w:r>
-      <w:proofErr w:type="spellEnd"/>
-      <w:r>
-        <w:rPr>
-          <w:sz w:val="28"/>
-          <w:szCs w:val="28"/>
-        </w:rPr>
-        <w:t xml:space="preserve">, </w:t>
-      </w:r>
-      <w:proofErr w:type="spellStart"/>
-      <w:r>
-        <w:rPr>
-          <w:sz w:val="28"/>
-          <w:szCs w:val="28"/>
-          <w:lang w:val="en-US"/>
-        </w:rPr>
-        <w:t>js</w:t>
-      </w:r>
-      <w:proofErr w:type="spellEnd"/>
-      <w:r>
-        <w:rPr>
-          <w:sz w:val="28"/>
-          <w:szCs w:val="28"/>
-        </w:rPr>
-        <w:t xml:space="preserve">, </w:t>
-      </w:r>
-      <w:r>
-        <w:rPr>
-          <w:sz w:val="28"/>
-          <w:szCs w:val="28"/>
-        </w:rPr>
-        <w:t xml:space="preserve">а также расширения для </w:t>
-      </w:r>
-      <w:r>
-        <w:rPr>
-          <w:sz w:val="28"/>
-          <w:szCs w:val="28"/>
-          <w:lang w:val="en-US"/>
-        </w:rPr>
-        <w:t>vs</w:t>
-      </w:r>
-      <w:r>
-        <w:rPr>
-          <w:sz w:val="28"/>
-          <w:szCs w:val="28"/>
-        </w:rPr>
-        <w:t xml:space="preserve"> </w:t>
-      </w:r>
-      <w:r>
-        <w:rPr>
-          <w:sz w:val="28"/>
-          <w:szCs w:val="28"/>
-          <w:lang w:val="en-US"/>
-        </w:rPr>
-        <w:t>code</w:t>
-      </w:r>
-      <w:r>
-        <w:rPr>
-          <w:sz w:val="28"/>
-          <w:szCs w:val="28"/>
-        </w:rPr>
-        <w:t>: “</w:t>
-      </w:r>
-      <w:r>
-        <w:rPr>
-          <w:sz w:val="28"/>
-          <w:szCs w:val="28"/>
-          <w:lang w:val="en-US"/>
-        </w:rPr>
-        <w:t>Live</w:t>
-      </w:r>
-      <w:r>
-        <w:rPr>
-          <w:sz w:val="28"/>
-          <w:szCs w:val="28"/>
-        </w:rPr>
-        <w:t xml:space="preserve"> </w:t>
-      </w:r>
-      <w:r>
-        <w:rPr>
-          <w:sz w:val="28"/>
-          <w:szCs w:val="28"/>
-          <w:lang w:val="en-US"/>
-        </w:rPr>
-        <w:t>server</w:t>
-      </w:r>
-      <w:r>
-        <w:rPr>
-          <w:sz w:val="28"/>
-          <w:szCs w:val="28"/>
-        </w:rPr>
-        <w:t>”</w:t>
+        <w:t>В рамках выполнения курсовой работы был спроектирован и разработан сервис сравнения цен товаров с парсингом интернет-магазинов, включающий Django-приложение, Scrapy-спайдеры, фоновые задачи Celery, хранение истории цен, уведомления о скидках и API для построения графиков.</w:t>
       </w:r>
     </w:p>
     <w:p>
